--- a/flow/20230914_vu_template/drafts/2023-11-u/21-ВТ-Введення в храм.docx
+++ b/flow/20230914_vu_template/drafts/2023-11-u/21-ВТ-Введення в храм.docx
@@ -4678,132 +4678,378 @@
     <w:p>
       <w:pPr>
         <w:pStyle w:val="Heading3"/>
-        <w:spacing w:before="0" w:after="120" w:line="20" w:lineRule="atLeast"/>
-        <w:jc w:val="center"/>
-        <w:rPr>
-          <w:rFonts w:ascii="Times New Roman" w:hAnsi="Times New Roman"/>
-          <w:i/>
-          <w:color w:val="FF0000"/>
-          <w:sz w:val="24"/>
-          <w:szCs w:val="24"/>
-          <w:lang w:val="uk-UA"/>
-        </w:rPr>
-      </w:pPr>
-      <w:r>
-        <w:rPr>
-          <w:rFonts w:ascii="Times New Roman" w:hAnsi="Times New Roman"/>
-          <w:i/>
-          <w:color w:val="FF0000"/>
-          <w:sz w:val="24"/>
-          <w:szCs w:val="24"/>
-          <w:lang w:val="uk-UA"/>
+      </w:pPr>
+      <w:r>
+        <w:rPr>
+          <w:rFonts w:ascii="Times New Roman" w:hAnsi="Times New Roman"/>
+          <w:b/>
+          <w:i/>
+          <w:color w:val="FF0000"/>
         </w:rPr>
         <w:t>Прокімен</w:t>
       </w:r>
     </w:p>
     <w:p>
-      <w:pPr>
-        <w:spacing w:after="120" w:line="20" w:lineRule="atLeast"/>
-        <w:jc w:val="center"/>
-        <w:rPr>
-          <w:rFonts w:ascii="Times New Roman" w:hAnsi="Times New Roman"/>
-          <w:i/>
-          <w:color w:val="FF0000"/>
-          <w:sz w:val="24"/>
-          <w:szCs w:val="24"/>
-          <w:lang w:val="uk-UA"/>
-        </w:rPr>
-      </w:pPr>
-      <w:r>
-        <w:rPr>
-          <w:rFonts w:ascii="Times New Roman" w:hAnsi="Times New Roman"/>
-          <w:i/>
-          <w:color w:val="FF0000"/>
-          <w:sz w:val="24"/>
-          <w:szCs w:val="24"/>
-          <w:lang w:val="uk-UA"/>
-        </w:rPr>
-        <w:t>Псалом 58 (г. 7):</w:t>
-      </w:r>
-    </w:p>
-    <w:p>
-      <w:pPr>
-        <w:spacing w:after="120" w:line="20" w:lineRule="atLeast"/>
-        <w:jc w:val="both"/>
-        <w:rPr>
-          <w:rFonts w:ascii="Times New Roman" w:hAnsi="Times New Roman"/>
-          <w:sz w:val="24"/>
-          <w:szCs w:val="24"/>
-          <w:lang w:val="uk-UA"/>
-        </w:rPr>
-      </w:pPr>
-      <w:r>
-        <w:rPr>
-          <w:rFonts w:ascii="Times New Roman" w:hAnsi="Times New Roman"/>
-          <w:sz w:val="24"/>
-          <w:szCs w:val="24"/>
-          <w:lang w:val="uk-UA"/>
-        </w:rPr>
-        <w:t>Боже, ти мій заступник,* і милість твоя вийде мені назустріч.</w:t>
-      </w:r>
-    </w:p>
-    <w:p>
-      <w:pPr>
-        <w:spacing w:after="120" w:line="20" w:lineRule="atLeast"/>
-        <w:jc w:val="both"/>
-        <w:rPr>
-          <w:rFonts w:ascii="Times New Roman" w:hAnsi="Times New Roman"/>
-          <w:sz w:val="24"/>
-          <w:szCs w:val="24"/>
+      <w:pPr/>
+      <w:r>
+        <w:rPr>
+          <w:rFonts w:ascii="Times New Roman" w:hAnsi="Times New Roman"/>
+          <w:i/>
+          <w:color w:val="FF0000"/>
+          <w:sz w:val="24"/>
+        </w:rPr>
+        <w:t>Псалом</w:t>
+      </w:r>
+      <w:r>
+        <w:rPr>
+          <w:rFonts w:ascii="Times New Roman" w:hAnsi="Times New Roman"/>
+          <w:i/>
+          <w:color w:val="FF0000"/>
+          <w:sz w:val="24"/>
+        </w:rPr>
+        <w:t xml:space="preserve"> </w:t>
+      </w:r>
+      <w:r>
+        <w:rPr>
+          <w:rFonts w:ascii="Times New Roman" w:hAnsi="Times New Roman"/>
+          <w:i/>
+          <w:color w:val="FF0000"/>
+          <w:sz w:val="24"/>
+        </w:rPr>
+        <w:t>4</w:t>
+      </w:r>
+      <w:r>
+        <w:rPr>
+          <w:rFonts w:ascii="Times New Roman" w:hAnsi="Times New Roman"/>
+          <w:i/>
+          <w:color w:val="FF0000"/>
+          <w:sz w:val="24"/>
+        </w:rPr>
+        <w:t xml:space="preserve"> </w:t>
+      </w:r>
+      <w:r>
+        <w:rPr>
+          <w:rFonts w:ascii="Times New Roman" w:hAnsi="Times New Roman"/>
+          <w:i/>
+          <w:color w:val="FF0000"/>
+          <w:sz w:val="24"/>
+        </w:rPr>
+        <w:t>(г.</w:t>
+      </w:r>
+      <w:r>
+        <w:rPr>
+          <w:rFonts w:ascii="Times New Roman" w:hAnsi="Times New Roman"/>
+          <w:i/>
+          <w:color w:val="FF0000"/>
+          <w:sz w:val="24"/>
+        </w:rPr>
+        <w:t xml:space="preserve"> </w:t>
+      </w:r>
+      <w:r>
+        <w:rPr>
+          <w:rFonts w:ascii="Times New Roman" w:hAnsi="Times New Roman"/>
+          <w:i/>
+          <w:color w:val="FF0000"/>
+          <w:sz w:val="24"/>
+        </w:rPr>
+        <w:t>4):</w:t>
+      </w:r>
+    </w:p>
+    <w:p>
+      <w:pPr/>
+      <w:r>
+        <w:rPr>
+          <w:rFonts w:ascii="Times New Roman" w:hAnsi="Times New Roman"/>
+          <w:b/>
+          <w:color w:val="000000"/>
+          <w:sz w:val="24"/>
+        </w:rPr>
+        <w:t>Господь</w:t>
+      </w:r>
+      <w:r>
+        <w:rPr>
+          <w:rFonts w:ascii="Times New Roman" w:hAnsi="Times New Roman"/>
+          <w:b/>
+          <w:color w:val="000000"/>
+          <w:sz w:val="24"/>
+        </w:rPr>
+        <w:t xml:space="preserve"> </w:t>
+      </w:r>
+      <w:r>
+        <w:rPr>
+          <w:rFonts w:ascii="Times New Roman" w:hAnsi="Times New Roman"/>
+          <w:b/>
+          <w:color w:val="000000"/>
+          <w:sz w:val="24"/>
+        </w:rPr>
+        <w:t>почує</w:t>
+      </w:r>
+      <w:r>
+        <w:rPr>
+          <w:rFonts w:ascii="Times New Roman" w:hAnsi="Times New Roman"/>
+          <w:b/>
+          <w:color w:val="000000"/>
+          <w:sz w:val="24"/>
+        </w:rPr>
+        <w:t xml:space="preserve"> </w:t>
+      </w:r>
+      <w:r>
+        <w:rPr>
+          <w:rFonts w:ascii="Times New Roman" w:hAnsi="Times New Roman"/>
+          <w:b/>
+          <w:color w:val="000000"/>
+          <w:sz w:val="24"/>
+        </w:rPr>
+        <w:t>мене,*</w:t>
+      </w:r>
+      <w:r>
+        <w:rPr>
+          <w:rFonts w:ascii="Times New Roman" w:hAnsi="Times New Roman"/>
+          <w:b/>
+          <w:color w:val="000000"/>
+          <w:sz w:val="24"/>
+        </w:rPr>
+        <w:t xml:space="preserve"> </w:t>
+      </w:r>
+      <w:r>
+        <w:rPr>
+          <w:rFonts w:ascii="Times New Roman" w:hAnsi="Times New Roman"/>
+          <w:b/>
+          <w:color w:val="000000"/>
+          <w:sz w:val="24"/>
+        </w:rPr>
+        <w:t>коли</w:t>
+      </w:r>
+      <w:r>
+        <w:rPr>
+          <w:rFonts w:ascii="Times New Roman" w:hAnsi="Times New Roman"/>
+          <w:b/>
+          <w:color w:val="000000"/>
+          <w:sz w:val="24"/>
+        </w:rPr>
+        <w:t xml:space="preserve"> </w:t>
+      </w:r>
+      <w:r>
+        <w:rPr>
+          <w:rFonts w:ascii="Times New Roman" w:hAnsi="Times New Roman"/>
+          <w:b/>
+          <w:color w:val="000000"/>
+          <w:sz w:val="24"/>
+        </w:rPr>
+        <w:t>я</w:t>
+      </w:r>
+      <w:r>
+        <w:rPr>
+          <w:rFonts w:ascii="Times New Roman" w:hAnsi="Times New Roman"/>
+          <w:b/>
+          <w:color w:val="000000"/>
+          <w:sz w:val="24"/>
+        </w:rPr>
+        <w:t xml:space="preserve"> </w:t>
+      </w:r>
+      <w:r>
+        <w:rPr>
+          <w:rFonts w:ascii="Times New Roman" w:hAnsi="Times New Roman"/>
+          <w:b/>
+          <w:color w:val="000000"/>
+          <w:sz w:val="24"/>
+        </w:rPr>
+        <w:t>візву</w:t>
+      </w:r>
+      <w:r>
+        <w:rPr>
+          <w:rFonts w:ascii="Times New Roman" w:hAnsi="Times New Roman"/>
+          <w:b/>
+          <w:color w:val="000000"/>
+          <w:sz w:val="24"/>
+        </w:rPr>
+        <w:t xml:space="preserve"> </w:t>
+      </w:r>
+      <w:r>
+        <w:rPr>
+          <w:rFonts w:ascii="Times New Roman" w:hAnsi="Times New Roman"/>
+          <w:b/>
+          <w:color w:val="000000"/>
+          <w:sz w:val="24"/>
+        </w:rPr>
+        <w:t>до</w:t>
+      </w:r>
+      <w:r>
+        <w:rPr>
+          <w:rFonts w:ascii="Times New Roman" w:hAnsi="Times New Roman"/>
+          <w:b/>
+          <w:color w:val="000000"/>
+          <w:sz w:val="24"/>
+        </w:rPr>
+        <w:t xml:space="preserve"> </w:t>
+      </w:r>
+      <w:r>
+        <w:rPr>
+          <w:rFonts w:ascii="Times New Roman" w:hAnsi="Times New Roman"/>
+          <w:b/>
+          <w:color w:val="000000"/>
+          <w:sz w:val="24"/>
+        </w:rPr>
+        <w:t>нього.</w:t>
+      </w:r>
+    </w:p>
+    <w:p>
+      <w:pPr/>
+      <w:r>
+        <w:rPr>
+          <w:rFonts w:ascii="Times New Roman" w:hAnsi="Times New Roman"/>
+          <w:i/>
+          <w:color w:val="FF0000"/>
+          <w:sz w:val="24"/>
+        </w:rPr>
+        <w:t>Стих:</w:t>
+      </w:r>
+      <w:r>
+        <w:rPr>
+          <w:rFonts w:ascii="Times New Roman" w:hAnsi="Times New Roman"/>
+          <w:i/>
+          <w:color w:val="FF0000"/>
+          <w:sz w:val="24"/>
+        </w:rPr>
+        <w:t xml:space="preserve"> </w:t>
+      </w:r>
+      <w:r>
+        <w:rPr>
+          <w:rFonts w:ascii="Times New Roman" w:hAnsi="Times New Roman"/>
+          <w:color w:val="000000"/>
+          <w:sz w:val="24"/>
           <w:u w:val="single"/>
-          <w:lang w:val="uk-UA"/>
-        </w:rPr>
-      </w:pPr>
-      <w:r>
-        <w:rPr>
-          <w:rFonts w:ascii="Times New Roman" w:hAnsi="Times New Roman"/>
-          <w:i/>
-          <w:color w:val="FF0000"/>
-          <w:sz w:val="24"/>
-          <w:szCs w:val="24"/>
-          <w:lang w:val="uk-UA"/>
-        </w:rPr>
-        <w:t>Стих:</w:t>
-      </w:r>
-      <w:r>
-        <w:rPr>
-          <w:rFonts w:ascii="Times New Roman" w:hAnsi="Times New Roman"/>
-          <w:i/>
-          <w:sz w:val="24"/>
-          <w:szCs w:val="24"/>
-          <w:lang w:val="uk-UA"/>
+        </w:rPr>
+        <w:t>Вислухай</w:t>
+      </w:r>
+      <w:r>
+        <w:rPr>
+          <w:rFonts w:ascii="Times New Roman" w:hAnsi="Times New Roman"/>
+          <w:color w:val="000000"/>
+          <w:sz w:val="24"/>
+          <w:u w:val="single"/>
         </w:rPr>
         <w:t xml:space="preserve"> </w:t>
       </w:r>
       <w:r>
         <w:rPr>
           <w:rFonts w:ascii="Times New Roman" w:hAnsi="Times New Roman"/>
-          <w:sz w:val="24"/>
-          <w:szCs w:val="24"/>
+          <w:color w:val="000000"/>
+          <w:sz w:val="24"/>
           <w:u w:val="single"/>
-          <w:lang w:val="uk-UA"/>
-        </w:rPr>
-        <w:t>Вирятуй мене від ворогів моїх, Боже, і визволь мене від тих, що повстають на мене.</w:t>
-      </w:r>
-    </w:p>
-    <w:p>
-      <w:pPr>
-        <w:spacing w:after="120" w:line="20" w:lineRule="atLeast"/>
-        <w:rPr>
-          <w:rFonts w:ascii="Times New Roman" w:hAnsi="Times New Roman"/>
-          <w:i/>
-          <w:color w:val="FF0000"/>
-          <w:sz w:val="24"/>
-          <w:szCs w:val="24"/>
-          <w:lang w:val="uk-UA"/>
-        </w:rPr>
-      </w:pPr>
-    </w:p>
+        </w:rPr>
+        <w:t>мене,</w:t>
+      </w:r>
+      <w:r>
+        <w:rPr>
+          <w:rFonts w:ascii="Times New Roman" w:hAnsi="Times New Roman"/>
+          <w:color w:val="000000"/>
+          <w:sz w:val="24"/>
+          <w:u w:val="single"/>
+        </w:rPr>
+        <w:t xml:space="preserve"> </w:t>
+      </w:r>
+      <w:r>
+        <w:rPr>
+          <w:rFonts w:ascii="Times New Roman" w:hAnsi="Times New Roman"/>
+          <w:color w:val="000000"/>
+          <w:sz w:val="24"/>
+          <w:u w:val="single"/>
+        </w:rPr>
+        <w:t>коли</w:t>
+      </w:r>
+      <w:r>
+        <w:rPr>
+          <w:rFonts w:ascii="Times New Roman" w:hAnsi="Times New Roman"/>
+          <w:color w:val="000000"/>
+          <w:sz w:val="24"/>
+          <w:u w:val="single"/>
+        </w:rPr>
+        <w:t xml:space="preserve"> </w:t>
+      </w:r>
+      <w:r>
+        <w:rPr>
+          <w:rFonts w:ascii="Times New Roman" w:hAnsi="Times New Roman"/>
+          <w:color w:val="000000"/>
+          <w:sz w:val="24"/>
+          <w:u w:val="single"/>
+        </w:rPr>
+        <w:t>буду</w:t>
+      </w:r>
+      <w:r>
+        <w:rPr>
+          <w:rFonts w:ascii="Times New Roman" w:hAnsi="Times New Roman"/>
+          <w:color w:val="000000"/>
+          <w:sz w:val="24"/>
+          <w:u w:val="single"/>
+        </w:rPr>
+        <w:t xml:space="preserve"> </w:t>
+      </w:r>
+      <w:r>
+        <w:rPr>
+          <w:rFonts w:ascii="Times New Roman" w:hAnsi="Times New Roman"/>
+          <w:color w:val="000000"/>
+          <w:sz w:val="24"/>
+          <w:u w:val="single"/>
+        </w:rPr>
+        <w:t>взивати,</w:t>
+      </w:r>
+      <w:r>
+        <w:rPr>
+          <w:rFonts w:ascii="Times New Roman" w:hAnsi="Times New Roman"/>
+          <w:color w:val="000000"/>
+          <w:sz w:val="24"/>
+          <w:u w:val="single"/>
+        </w:rPr>
+        <w:t xml:space="preserve"> </w:t>
+      </w:r>
+      <w:r>
+        <w:rPr>
+          <w:rFonts w:ascii="Times New Roman" w:hAnsi="Times New Roman"/>
+          <w:color w:val="000000"/>
+          <w:sz w:val="24"/>
+          <w:u w:val="single"/>
+        </w:rPr>
+        <w:t>мій</w:t>
+      </w:r>
+      <w:r>
+        <w:rPr>
+          <w:rFonts w:ascii="Times New Roman" w:hAnsi="Times New Roman"/>
+          <w:color w:val="000000"/>
+          <w:sz w:val="24"/>
+          <w:u w:val="single"/>
+        </w:rPr>
+        <w:t xml:space="preserve"> </w:t>
+      </w:r>
+      <w:r>
+        <w:rPr>
+          <w:rFonts w:ascii="Times New Roman" w:hAnsi="Times New Roman"/>
+          <w:color w:val="000000"/>
+          <w:sz w:val="24"/>
+          <w:u w:val="single"/>
+        </w:rPr>
+        <w:t>Боже</w:t>
+      </w:r>
+      <w:r>
+        <w:rPr>
+          <w:rFonts w:ascii="Times New Roman" w:hAnsi="Times New Roman"/>
+          <w:color w:val="000000"/>
+          <w:sz w:val="24"/>
+          <w:u w:val="single"/>
+        </w:rPr>
+        <w:t xml:space="preserve"> </w:t>
+      </w:r>
+      <w:r>
+        <w:rPr>
+          <w:rFonts w:ascii="Times New Roman" w:hAnsi="Times New Roman"/>
+          <w:color w:val="000000"/>
+          <w:sz w:val="24"/>
+          <w:u w:val="single"/>
+        </w:rPr>
+        <w:t>справедливий.</w:t>
+      </w:r>
+    </w:p>
+    <w:p/>
     <w:p>
       <w:pPr>
         <w:pStyle w:val="Heading3"/>

--- a/flow/20230914_vu_template/drafts/2023-11-u/21-ВТ-Введення в храм.docx
+++ b/flow/20230914_vu_template/drafts/2023-11-u/21-ВТ-Введення в храм.docx
@@ -4678,378 +4678,132 @@
     <w:p>
       <w:pPr>
         <w:pStyle w:val="Heading3"/>
-      </w:pPr>
-      <w:r>
-        <w:rPr>
-          <w:rFonts w:ascii="Times New Roman" w:hAnsi="Times New Roman"/>
-          <w:b/>
-          <w:i/>
-          <w:color w:val="FF0000"/>
+        <w:spacing w:before="0" w:after="120" w:line="20" w:lineRule="atLeast"/>
+        <w:jc w:val="center"/>
+        <w:rPr>
+          <w:rFonts w:ascii="Times New Roman" w:hAnsi="Times New Roman"/>
+          <w:i/>
+          <w:color w:val="FF0000"/>
+          <w:sz w:val="24"/>
+          <w:szCs w:val="24"/>
+          <w:lang w:val="uk-UA"/>
+        </w:rPr>
+      </w:pPr>
+      <w:r>
+        <w:rPr>
+          <w:rFonts w:ascii="Times New Roman" w:hAnsi="Times New Roman"/>
+          <w:i/>
+          <w:color w:val="FF0000"/>
+          <w:sz w:val="24"/>
+          <w:szCs w:val="24"/>
+          <w:lang w:val="uk-UA"/>
         </w:rPr>
         <w:t>Прокімен</w:t>
       </w:r>
     </w:p>
     <w:p>
-      <w:pPr/>
-      <w:r>
-        <w:rPr>
-          <w:rFonts w:ascii="Times New Roman" w:hAnsi="Times New Roman"/>
-          <w:i/>
-          <w:color w:val="FF0000"/>
-          <w:sz w:val="24"/>
-        </w:rPr>
-        <w:t>Псалом</w:t>
-      </w:r>
-      <w:r>
-        <w:rPr>
-          <w:rFonts w:ascii="Times New Roman" w:hAnsi="Times New Roman"/>
-          <w:i/>
-          <w:color w:val="FF0000"/>
-          <w:sz w:val="24"/>
+      <w:pPr>
+        <w:spacing w:after="120" w:line="20" w:lineRule="atLeast"/>
+        <w:jc w:val="center"/>
+        <w:rPr>
+          <w:rFonts w:ascii="Times New Roman" w:hAnsi="Times New Roman"/>
+          <w:i/>
+          <w:color w:val="FF0000"/>
+          <w:sz w:val="24"/>
+          <w:szCs w:val="24"/>
+          <w:lang w:val="uk-UA"/>
+        </w:rPr>
+      </w:pPr>
+      <w:r>
+        <w:rPr>
+          <w:rFonts w:ascii="Times New Roman" w:hAnsi="Times New Roman"/>
+          <w:i/>
+          <w:color w:val="FF0000"/>
+          <w:sz w:val="24"/>
+          <w:szCs w:val="24"/>
+          <w:lang w:val="uk-UA"/>
+        </w:rPr>
+        <w:t>Псалом 58 (г. 7):</w:t>
+      </w:r>
+    </w:p>
+    <w:p>
+      <w:pPr>
+        <w:spacing w:after="120" w:line="20" w:lineRule="atLeast"/>
+        <w:jc w:val="both"/>
+        <w:rPr>
+          <w:rFonts w:ascii="Times New Roman" w:hAnsi="Times New Roman"/>
+          <w:sz w:val="24"/>
+          <w:szCs w:val="24"/>
+          <w:lang w:val="uk-UA"/>
+        </w:rPr>
+      </w:pPr>
+      <w:r>
+        <w:rPr>
+          <w:rFonts w:ascii="Times New Roman" w:hAnsi="Times New Roman"/>
+          <w:sz w:val="24"/>
+          <w:szCs w:val="24"/>
+          <w:lang w:val="uk-UA"/>
+        </w:rPr>
+        <w:t>Боже, ти мій заступник,* і милість твоя вийде мені назустріч.</w:t>
+      </w:r>
+    </w:p>
+    <w:p>
+      <w:pPr>
+        <w:spacing w:after="120" w:line="20" w:lineRule="atLeast"/>
+        <w:jc w:val="both"/>
+        <w:rPr>
+          <w:rFonts w:ascii="Times New Roman" w:hAnsi="Times New Roman"/>
+          <w:sz w:val="24"/>
+          <w:szCs w:val="24"/>
+          <w:u w:val="single"/>
+          <w:lang w:val="uk-UA"/>
+        </w:rPr>
+      </w:pPr>
+      <w:r>
+        <w:rPr>
+          <w:rFonts w:ascii="Times New Roman" w:hAnsi="Times New Roman"/>
+          <w:i/>
+          <w:color w:val="FF0000"/>
+          <w:sz w:val="24"/>
+          <w:szCs w:val="24"/>
+          <w:lang w:val="uk-UA"/>
+        </w:rPr>
+        <w:t>Стих:</w:t>
+      </w:r>
+      <w:r>
+        <w:rPr>
+          <w:rFonts w:ascii="Times New Roman" w:hAnsi="Times New Roman"/>
+          <w:i/>
+          <w:sz w:val="24"/>
+          <w:szCs w:val="24"/>
+          <w:lang w:val="uk-UA"/>
         </w:rPr>
         <w:t xml:space="preserve"> </w:t>
       </w:r>
       <w:r>
         <w:rPr>
           <w:rFonts w:ascii="Times New Roman" w:hAnsi="Times New Roman"/>
-          <w:i/>
-          <w:color w:val="FF0000"/>
-          <w:sz w:val="24"/>
-        </w:rPr>
-        <w:t>4</w:t>
-      </w:r>
-      <w:r>
-        <w:rPr>
-          <w:rFonts w:ascii="Times New Roman" w:hAnsi="Times New Roman"/>
-          <w:i/>
-          <w:color w:val="FF0000"/>
-          <w:sz w:val="24"/>
-        </w:rPr>
-        <w:t xml:space="preserve"> </w:t>
-      </w:r>
-      <w:r>
-        <w:rPr>
-          <w:rFonts w:ascii="Times New Roman" w:hAnsi="Times New Roman"/>
-          <w:i/>
-          <w:color w:val="FF0000"/>
-          <w:sz w:val="24"/>
-        </w:rPr>
-        <w:t>(г.</w:t>
-      </w:r>
-      <w:r>
-        <w:rPr>
-          <w:rFonts w:ascii="Times New Roman" w:hAnsi="Times New Roman"/>
-          <w:i/>
-          <w:color w:val="FF0000"/>
-          <w:sz w:val="24"/>
-        </w:rPr>
-        <w:t xml:space="preserve"> </w:t>
-      </w:r>
-      <w:r>
-        <w:rPr>
-          <w:rFonts w:ascii="Times New Roman" w:hAnsi="Times New Roman"/>
-          <w:i/>
-          <w:color w:val="FF0000"/>
-          <w:sz w:val="24"/>
-        </w:rPr>
-        <w:t>4):</w:t>
-      </w:r>
-    </w:p>
-    <w:p>
-      <w:pPr/>
-      <w:r>
-        <w:rPr>
-          <w:rFonts w:ascii="Times New Roman" w:hAnsi="Times New Roman"/>
-          <w:b/>
-          <w:color w:val="000000"/>
-          <w:sz w:val="24"/>
-        </w:rPr>
-        <w:t>Господь</w:t>
-      </w:r>
-      <w:r>
-        <w:rPr>
-          <w:rFonts w:ascii="Times New Roman" w:hAnsi="Times New Roman"/>
-          <w:b/>
-          <w:color w:val="000000"/>
-          <w:sz w:val="24"/>
-        </w:rPr>
-        <w:t xml:space="preserve"> </w:t>
-      </w:r>
-      <w:r>
-        <w:rPr>
-          <w:rFonts w:ascii="Times New Roman" w:hAnsi="Times New Roman"/>
-          <w:b/>
-          <w:color w:val="000000"/>
-          <w:sz w:val="24"/>
-        </w:rPr>
-        <w:t>почує</w:t>
-      </w:r>
-      <w:r>
-        <w:rPr>
-          <w:rFonts w:ascii="Times New Roman" w:hAnsi="Times New Roman"/>
-          <w:b/>
-          <w:color w:val="000000"/>
-          <w:sz w:val="24"/>
-        </w:rPr>
-        <w:t xml:space="preserve"> </w:t>
-      </w:r>
-      <w:r>
-        <w:rPr>
-          <w:rFonts w:ascii="Times New Roman" w:hAnsi="Times New Roman"/>
-          <w:b/>
-          <w:color w:val="000000"/>
-          <w:sz w:val="24"/>
-        </w:rPr>
-        <w:t>мене,*</w:t>
-      </w:r>
-      <w:r>
-        <w:rPr>
-          <w:rFonts w:ascii="Times New Roman" w:hAnsi="Times New Roman"/>
-          <w:b/>
-          <w:color w:val="000000"/>
-          <w:sz w:val="24"/>
-        </w:rPr>
-        <w:t xml:space="preserve"> </w:t>
-      </w:r>
-      <w:r>
-        <w:rPr>
-          <w:rFonts w:ascii="Times New Roman" w:hAnsi="Times New Roman"/>
-          <w:b/>
-          <w:color w:val="000000"/>
-          <w:sz w:val="24"/>
-        </w:rPr>
-        <w:t>коли</w:t>
-      </w:r>
-      <w:r>
-        <w:rPr>
-          <w:rFonts w:ascii="Times New Roman" w:hAnsi="Times New Roman"/>
-          <w:b/>
-          <w:color w:val="000000"/>
-          <w:sz w:val="24"/>
-        </w:rPr>
-        <w:t xml:space="preserve"> </w:t>
-      </w:r>
-      <w:r>
-        <w:rPr>
-          <w:rFonts w:ascii="Times New Roman" w:hAnsi="Times New Roman"/>
-          <w:b/>
-          <w:color w:val="000000"/>
-          <w:sz w:val="24"/>
-        </w:rPr>
-        <w:t>я</w:t>
-      </w:r>
-      <w:r>
-        <w:rPr>
-          <w:rFonts w:ascii="Times New Roman" w:hAnsi="Times New Roman"/>
-          <w:b/>
-          <w:color w:val="000000"/>
-          <w:sz w:val="24"/>
-        </w:rPr>
-        <w:t xml:space="preserve"> </w:t>
-      </w:r>
-      <w:r>
-        <w:rPr>
-          <w:rFonts w:ascii="Times New Roman" w:hAnsi="Times New Roman"/>
-          <w:b/>
-          <w:color w:val="000000"/>
-          <w:sz w:val="24"/>
-        </w:rPr>
-        <w:t>візву</w:t>
-      </w:r>
-      <w:r>
-        <w:rPr>
-          <w:rFonts w:ascii="Times New Roman" w:hAnsi="Times New Roman"/>
-          <w:b/>
-          <w:color w:val="000000"/>
-          <w:sz w:val="24"/>
-        </w:rPr>
-        <w:t xml:space="preserve"> </w:t>
-      </w:r>
-      <w:r>
-        <w:rPr>
-          <w:rFonts w:ascii="Times New Roman" w:hAnsi="Times New Roman"/>
-          <w:b/>
-          <w:color w:val="000000"/>
-          <w:sz w:val="24"/>
-        </w:rPr>
-        <w:t>до</w:t>
-      </w:r>
-      <w:r>
-        <w:rPr>
-          <w:rFonts w:ascii="Times New Roman" w:hAnsi="Times New Roman"/>
-          <w:b/>
-          <w:color w:val="000000"/>
-          <w:sz w:val="24"/>
-        </w:rPr>
-        <w:t xml:space="preserve"> </w:t>
-      </w:r>
-      <w:r>
-        <w:rPr>
-          <w:rFonts w:ascii="Times New Roman" w:hAnsi="Times New Roman"/>
-          <w:b/>
-          <w:color w:val="000000"/>
-          <w:sz w:val="24"/>
-        </w:rPr>
-        <w:t>нього.</w:t>
-      </w:r>
-    </w:p>
-    <w:p>
-      <w:pPr/>
-      <w:r>
-        <w:rPr>
-          <w:rFonts w:ascii="Times New Roman" w:hAnsi="Times New Roman"/>
-          <w:i/>
-          <w:color w:val="FF0000"/>
-          <w:sz w:val="24"/>
-        </w:rPr>
-        <w:t>Стих:</w:t>
-      </w:r>
-      <w:r>
-        <w:rPr>
-          <w:rFonts w:ascii="Times New Roman" w:hAnsi="Times New Roman"/>
-          <w:i/>
-          <w:color w:val="FF0000"/>
-          <w:sz w:val="24"/>
-        </w:rPr>
-        <w:t xml:space="preserve"> </w:t>
-      </w:r>
-      <w:r>
-        <w:rPr>
-          <w:rFonts w:ascii="Times New Roman" w:hAnsi="Times New Roman"/>
-          <w:color w:val="000000"/>
-          <w:sz w:val="24"/>
+          <w:sz w:val="24"/>
+          <w:szCs w:val="24"/>
           <w:u w:val="single"/>
-        </w:rPr>
-        <w:t>Вислухай</w:t>
-      </w:r>
-      <w:r>
-        <w:rPr>
-          <w:rFonts w:ascii="Times New Roman" w:hAnsi="Times New Roman"/>
-          <w:color w:val="000000"/>
-          <w:sz w:val="24"/>
-          <w:u w:val="single"/>
-        </w:rPr>
-        <w:t xml:space="preserve"> </w:t>
-      </w:r>
-      <w:r>
-        <w:rPr>
-          <w:rFonts w:ascii="Times New Roman" w:hAnsi="Times New Roman"/>
-          <w:color w:val="000000"/>
-          <w:sz w:val="24"/>
-          <w:u w:val="single"/>
-        </w:rPr>
-        <w:t>мене,</w:t>
-      </w:r>
-      <w:r>
-        <w:rPr>
-          <w:rFonts w:ascii="Times New Roman" w:hAnsi="Times New Roman"/>
-          <w:color w:val="000000"/>
-          <w:sz w:val="24"/>
-          <w:u w:val="single"/>
-        </w:rPr>
-        <w:t xml:space="preserve"> </w:t>
-      </w:r>
-      <w:r>
-        <w:rPr>
-          <w:rFonts w:ascii="Times New Roman" w:hAnsi="Times New Roman"/>
-          <w:color w:val="000000"/>
-          <w:sz w:val="24"/>
-          <w:u w:val="single"/>
-        </w:rPr>
-        <w:t>коли</w:t>
-      </w:r>
-      <w:r>
-        <w:rPr>
-          <w:rFonts w:ascii="Times New Roman" w:hAnsi="Times New Roman"/>
-          <w:color w:val="000000"/>
-          <w:sz w:val="24"/>
-          <w:u w:val="single"/>
-        </w:rPr>
-        <w:t xml:space="preserve"> </w:t>
-      </w:r>
-      <w:r>
-        <w:rPr>
-          <w:rFonts w:ascii="Times New Roman" w:hAnsi="Times New Roman"/>
-          <w:color w:val="000000"/>
-          <w:sz w:val="24"/>
-          <w:u w:val="single"/>
-        </w:rPr>
-        <w:t>буду</w:t>
-      </w:r>
-      <w:r>
-        <w:rPr>
-          <w:rFonts w:ascii="Times New Roman" w:hAnsi="Times New Roman"/>
-          <w:color w:val="000000"/>
-          <w:sz w:val="24"/>
-          <w:u w:val="single"/>
-        </w:rPr>
-        <w:t xml:space="preserve"> </w:t>
-      </w:r>
-      <w:r>
-        <w:rPr>
-          <w:rFonts w:ascii="Times New Roman" w:hAnsi="Times New Roman"/>
-          <w:color w:val="000000"/>
-          <w:sz w:val="24"/>
-          <w:u w:val="single"/>
-        </w:rPr>
-        <w:t>взивати,</w:t>
-      </w:r>
-      <w:r>
-        <w:rPr>
-          <w:rFonts w:ascii="Times New Roman" w:hAnsi="Times New Roman"/>
-          <w:color w:val="000000"/>
-          <w:sz w:val="24"/>
-          <w:u w:val="single"/>
-        </w:rPr>
-        <w:t xml:space="preserve"> </w:t>
-      </w:r>
-      <w:r>
-        <w:rPr>
-          <w:rFonts w:ascii="Times New Roman" w:hAnsi="Times New Roman"/>
-          <w:color w:val="000000"/>
-          <w:sz w:val="24"/>
-          <w:u w:val="single"/>
-        </w:rPr>
-        <w:t>мій</w:t>
-      </w:r>
-      <w:r>
-        <w:rPr>
-          <w:rFonts w:ascii="Times New Roman" w:hAnsi="Times New Roman"/>
-          <w:color w:val="000000"/>
-          <w:sz w:val="24"/>
-          <w:u w:val="single"/>
-        </w:rPr>
-        <w:t xml:space="preserve"> </w:t>
-      </w:r>
-      <w:r>
-        <w:rPr>
-          <w:rFonts w:ascii="Times New Roman" w:hAnsi="Times New Roman"/>
-          <w:color w:val="000000"/>
-          <w:sz w:val="24"/>
-          <w:u w:val="single"/>
-        </w:rPr>
-        <w:t>Боже</w:t>
-      </w:r>
-      <w:r>
-        <w:rPr>
-          <w:rFonts w:ascii="Times New Roman" w:hAnsi="Times New Roman"/>
-          <w:color w:val="000000"/>
-          <w:sz w:val="24"/>
-          <w:u w:val="single"/>
-        </w:rPr>
-        <w:t xml:space="preserve"> </w:t>
-      </w:r>
-      <w:r>
-        <w:rPr>
-          <w:rFonts w:ascii="Times New Roman" w:hAnsi="Times New Roman"/>
-          <w:color w:val="000000"/>
-          <w:sz w:val="24"/>
-          <w:u w:val="single"/>
-        </w:rPr>
-        <w:t>справедливий.</w:t>
-      </w:r>
-    </w:p>
-    <w:p/>
+          <w:lang w:val="uk-UA"/>
+        </w:rPr>
+        <w:t>Вирятуй мене від ворогів моїх, Боже, і визволь мене від тих, що повстають на мене.</w:t>
+      </w:r>
+    </w:p>
+    <w:p>
+      <w:pPr>
+        <w:spacing w:after="120" w:line="20" w:lineRule="atLeast"/>
+        <w:rPr>
+          <w:rFonts w:ascii="Times New Roman" w:hAnsi="Times New Roman"/>
+          <w:i/>
+          <w:color w:val="FF0000"/>
+          <w:sz w:val="24"/>
+          <w:szCs w:val="24"/>
+          <w:lang w:val="uk-UA"/>
+        </w:rPr>
+      </w:pPr>
+    </w:p>
     <w:p>
       <w:pPr>
         <w:pStyle w:val="Heading3"/>

--- a/flow/20230914_vu_template/drafts/2023-11-u/21-ВТ-Введення в храм.docx
+++ b/flow/20230914_vu_template/drafts/2023-11-u/21-ВТ-Введення в храм.docx
@@ -4,11 +4,22 @@
   <w:body>
     <w:p>
       <w:r>
+        <w:rPr>
+          <w:rFonts w:ascii="Times New Roman" w:hAnsi="Times New Roman"/>
+          <w:sz w:val="24"/>
+        </w:rPr>
         <w:t>Листопад 21 Вівторок</w:t>
       </w:r>
     </w:p>
     <w:p>
       <w:r>
+        <w:rPr>
+          <w:rFonts w:ascii="Times New Roman" w:hAnsi="Times New Roman"/>
+          <w:b/>
+          <w:i/>
+          <w:color w:val="FF4400"/>
+          <w:sz w:val="24"/>
+        </w:rPr>
         <w:t>🕀 Введення у храм Пресвятої Владичиці нашої Богородиці і Приснодіви Марії</w:t>
       </w:r>
     </w:p>
